--- a/designPattern/visitor/Visitor.docx
+++ b/designPattern/visitor/Visitor.docx
@@ -70,7 +70,15 @@
         <w:t>se</w:t>
       </w:r>
       <w:r>
-        <w:t xml:space="preserve"> devo ridefinire un metodo diverso per ogni classe concreta e lo faccio direttamente per ognuna di essa violo il principio open/closed, introducendo possibili bug o malfunzionamenti nel sistema.</w:t>
+        <w:t xml:space="preserve"> devo ridefinire un metodo diverso per ogni classe concreta e lo faccio direttamente per ognuna di essa violo il principio open/</w:t>
+      </w:r>
+      <w:proofErr w:type="spellStart"/>
+      <w:r>
+        <w:t>closed</w:t>
+      </w:r>
+      <w:proofErr w:type="spellEnd"/>
+      <w:r>
+        <w:t>, introducendo possibili bug o malfunzionamenti nel sistema.</w:t>
       </w:r>
     </w:p>
     <w:p>
@@ -152,6 +160,7 @@
           <w:numId w:val="1"/>
         </w:numPr>
       </w:pPr>
+      <w:proofErr w:type="spellStart"/>
       <w:r>
         <w:rPr>
           <w:b/>
@@ -159,6 +168,7 @@
         </w:rPr>
         <w:t>ConcreteVisitor</w:t>
       </w:r>
+      <w:proofErr w:type="spellEnd"/>
       <w:r>
         <w:t>:</w:t>
       </w:r>
@@ -177,6 +187,7 @@
           <w:numId w:val="1"/>
         </w:numPr>
       </w:pPr>
+      <w:proofErr w:type="spellStart"/>
       <w:r>
         <w:rPr>
           <w:b/>
@@ -184,11 +195,33 @@
         </w:rPr>
         <w:t>Element</w:t>
       </w:r>
+      <w:proofErr w:type="spellEnd"/>
       <w:r>
         <w:t>:</w:t>
       </w:r>
       <w:r>
-        <w:t xml:space="preserve"> è un’interfaccia da cui dipendono le classi concrete che definisce il metodo di accettazione del visitor, infatti al suo interno troviamo un metodo che accetta un visitor come parametro. Questa interfaccia può anche non esistere perché le classi concrete potrebbero implementare direttamente il metodo di visita.</w:t>
+        <w:t xml:space="preserve"> è un’interfaccia da cui dipendono le classi concrete che definisce il metodo di accettazione del </w:t>
+      </w:r>
+      <w:proofErr w:type="spellStart"/>
+      <w:proofErr w:type="gramStart"/>
+      <w:r>
+        <w:t>visitor</w:t>
+      </w:r>
+      <w:proofErr w:type="spellEnd"/>
+      <w:r>
+        <w:t>, infatti</w:t>
+      </w:r>
+      <w:proofErr w:type="gramEnd"/>
+      <w:r>
+        <w:t xml:space="preserve"> al suo interno troviamo un metodo che accetta un </w:t>
+      </w:r>
+      <w:proofErr w:type="spellStart"/>
+      <w:r>
+        <w:t>visitor</w:t>
+      </w:r>
+      <w:proofErr w:type="spellEnd"/>
+      <w:r>
+        <w:t xml:space="preserve"> come parametro. Questa interfaccia può anche non esistere perché le classi concrete potrebbero implementare direttamente il metodo di visita.</w:t>
       </w:r>
     </w:p>
     <w:p>
@@ -199,6 +232,7 @@
           <w:numId w:val="1"/>
         </w:numPr>
       </w:pPr>
+      <w:proofErr w:type="spellStart"/>
       <w:r>
         <w:rPr>
           <w:b/>
@@ -206,11 +240,28 @@
         </w:rPr>
         <w:t>ConcreteElement</w:t>
       </w:r>
+      <w:proofErr w:type="spellEnd"/>
       <w:r>
         <w:t>:</w:t>
       </w:r>
       <w:r>
-        <w:t xml:space="preserve"> sono le classi concrete della struttura che devono implementare il metodo di visita e richiamare a se il proprio visitor.</w:t>
+        <w:t xml:space="preserve"> sono le classi concrete della struttura che devono implementare il metodo di visita e richiamare a </w:t>
+      </w:r>
+      <w:proofErr w:type="gramStart"/>
+      <w:r>
+        <w:t>se</w:t>
+      </w:r>
+      <w:proofErr w:type="gramEnd"/>
+      <w:r>
+        <w:t xml:space="preserve"> il proprio </w:t>
+      </w:r>
+      <w:proofErr w:type="spellStart"/>
+      <w:r>
+        <w:t>visitor</w:t>
+      </w:r>
+      <w:proofErr w:type="spellEnd"/>
+      <w:r>
+        <w:t>.</w:t>
       </w:r>
     </w:p>
     <w:p>
@@ -245,6 +296,369 @@
     <w:p>
       <w:r>
         <w:t>Cominciamo a creare per prima cosa il nostro</w:t>
+      </w:r>
+      <w:r>
+        <w:t xml:space="preserve"> </w:t>
+      </w:r>
+      <w:proofErr w:type="spellStart"/>
+      <w:r>
+        <w:t>visitor</w:t>
+      </w:r>
+      <w:proofErr w:type="spellEnd"/>
+      <w:r>
+        <w:t xml:space="preserve"> astratto che definirà quanti oggetti concreti andremo a visitare:</w:t>
+      </w:r>
+    </w:p>
+    <w:p>
+      <w:r>
+        <w:drawing>
+          <wp:inline distT="0" distB="0" distL="0" distR="0" wp14:anchorId="513738EF" wp14:editId="001F949D">
+            <wp:extent cx="6120130" cy="2631440"/>
+            <wp:effectExtent l="0" t="0" r="0" b="0"/>
+            <wp:docPr id="667305578" name="Immagine 1"/>
+            <wp:cNvGraphicFramePr>
+              <a:graphicFrameLocks xmlns:a="http://schemas.openxmlformats.org/drawingml/2006/main" noChangeAspect="1"/>
+            </wp:cNvGraphicFramePr>
+            <a:graphic xmlns:a="http://schemas.openxmlformats.org/drawingml/2006/main">
+              <a:graphicData uri="http://schemas.openxmlformats.org/drawingml/2006/picture">
+                <pic:pic xmlns:pic="http://schemas.openxmlformats.org/drawingml/2006/picture">
+                  <pic:nvPicPr>
+                    <pic:cNvPr id="667305578" name=""/>
+                    <pic:cNvPicPr/>
+                  </pic:nvPicPr>
+                  <pic:blipFill>
+                    <a:blip r:embed="rId5"/>
+                    <a:stretch>
+                      <a:fillRect/>
+                    </a:stretch>
+                  </pic:blipFill>
+                  <pic:spPr>
+                    <a:xfrm>
+                      <a:off x="0" y="0"/>
+                      <a:ext cx="6120130" cy="2631440"/>
+                    </a:xfrm>
+                    <a:prstGeom prst="rect">
+                      <a:avLst/>
+                    </a:prstGeom>
+                  </pic:spPr>
+                </pic:pic>
+              </a:graphicData>
+            </a:graphic>
+          </wp:inline>
+        </w:drawing>
+      </w:r>
+      <w:r>
+        <w:t xml:space="preserve">Questo è l’attore </w:t>
+      </w:r>
+      <w:proofErr w:type="spellStart"/>
+      <w:r>
+        <w:t>visitor</w:t>
+      </w:r>
+      <w:proofErr w:type="spellEnd"/>
+      <w:r>
+        <w:t xml:space="preserve"> del nostro pattern implementato, in base al linguaggio posso fare </w:t>
+      </w:r>
+      <w:proofErr w:type="spellStart"/>
+      <w:r>
+        <w:t>overloading</w:t>
+      </w:r>
+      <w:proofErr w:type="spellEnd"/>
+      <w:r>
+        <w:t xml:space="preserve"> dei metodi oppure no, in caso contrario si può riscrivere il metodo in modo differente.</w:t>
+      </w:r>
+    </w:p>
+    <w:p>
+      <w:r>
+        <w:lastRenderedPageBreak/>
+        <w:t xml:space="preserve">Creiamo il </w:t>
+      </w:r>
+      <w:proofErr w:type="spellStart"/>
+      <w:r>
+        <w:t>visitor</w:t>
+      </w:r>
+      <w:proofErr w:type="spellEnd"/>
+      <w:r>
+        <w:t xml:space="preserve"> concreto che in questo caso è soltanto uno, il </w:t>
+      </w:r>
+      <w:proofErr w:type="gramStart"/>
+      <w:r>
+        <w:t>rappresentate</w:t>
+      </w:r>
+      <w:proofErr w:type="gramEnd"/>
+      <w:r>
+        <w:t xml:space="preserve"> dell’assicurazione:</w:t>
+      </w:r>
+    </w:p>
+    <w:p>
+      <w:r>
+        <w:drawing>
+          <wp:inline distT="0" distB="0" distL="0" distR="0" wp14:anchorId="7D246B12" wp14:editId="6669E308">
+            <wp:extent cx="6120130" cy="3242945"/>
+            <wp:effectExtent l="0" t="0" r="0" b="0"/>
+            <wp:docPr id="998972597" name="Immagine 1"/>
+            <wp:cNvGraphicFramePr>
+              <a:graphicFrameLocks xmlns:a="http://schemas.openxmlformats.org/drawingml/2006/main" noChangeAspect="1"/>
+            </wp:cNvGraphicFramePr>
+            <a:graphic xmlns:a="http://schemas.openxmlformats.org/drawingml/2006/main">
+              <a:graphicData uri="http://schemas.openxmlformats.org/drawingml/2006/picture">
+                <pic:pic xmlns:pic="http://schemas.openxmlformats.org/drawingml/2006/picture">
+                  <pic:nvPicPr>
+                    <pic:cNvPr id="998972597" name=""/>
+                    <pic:cNvPicPr/>
+                  </pic:nvPicPr>
+                  <pic:blipFill>
+                    <a:blip r:embed="rId6"/>
+                    <a:stretch>
+                      <a:fillRect/>
+                    </a:stretch>
+                  </pic:blipFill>
+                  <pic:spPr>
+                    <a:xfrm>
+                      <a:off x="0" y="0"/>
+                      <a:ext cx="6120130" cy="3242945"/>
+                    </a:xfrm>
+                    <a:prstGeom prst="rect">
+                      <a:avLst/>
+                    </a:prstGeom>
+                  </pic:spPr>
+                </pic:pic>
+              </a:graphicData>
+            </a:graphic>
+          </wp:inline>
+        </w:drawing>
+      </w:r>
+      <w:r>
+        <w:t xml:space="preserve">Non possiamo chiamare direttamente nel for i metodi passando il cliente x poiché java non riesce a distinguere le istanze concrete quindi lasciamo alle stesse il compito di richiamare il proprio </w:t>
+      </w:r>
+      <w:proofErr w:type="spellStart"/>
+      <w:r>
+        <w:t>visitor</w:t>
+      </w:r>
+      <w:proofErr w:type="spellEnd"/>
+      <w:r>
+        <w:t xml:space="preserve"> con il metodo </w:t>
+      </w:r>
+      <w:proofErr w:type="spellStart"/>
+      <w:r>
+        <w:t>accettaVisita</w:t>
+      </w:r>
+      <w:proofErr w:type="spellEnd"/>
+      <w:r>
+        <w:t xml:space="preserve">. Parliamo adesso dell’interfaccia </w:t>
+      </w:r>
+      <w:proofErr w:type="spellStart"/>
+      <w:r>
+        <w:t>element</w:t>
+      </w:r>
+      <w:proofErr w:type="spellEnd"/>
+      <w:r>
+        <w:t>, essa può essere inglobata direttamente nelle classi concrete se si vuole:</w:t>
+      </w:r>
+    </w:p>
+    <w:p>
+      <w:r>
+        <w:drawing>
+          <wp:inline distT="0" distB="0" distL="0" distR="0" wp14:anchorId="1EE36589" wp14:editId="18CA84A0">
+            <wp:extent cx="6120130" cy="3147060"/>
+            <wp:effectExtent l="0" t="0" r="0" b="0"/>
+            <wp:docPr id="1814844498" name="Immagine 1"/>
+            <wp:cNvGraphicFramePr>
+              <a:graphicFrameLocks xmlns:a="http://schemas.openxmlformats.org/drawingml/2006/main" noChangeAspect="1"/>
+            </wp:cNvGraphicFramePr>
+            <a:graphic xmlns:a="http://schemas.openxmlformats.org/drawingml/2006/main">
+              <a:graphicData uri="http://schemas.openxmlformats.org/drawingml/2006/picture">
+                <pic:pic xmlns:pic="http://schemas.openxmlformats.org/drawingml/2006/picture">
+                  <pic:nvPicPr>
+                    <pic:cNvPr id="1814844498" name=""/>
+                    <pic:cNvPicPr/>
+                  </pic:nvPicPr>
+                  <pic:blipFill>
+                    <a:blip r:embed="rId7"/>
+                    <a:stretch>
+                      <a:fillRect/>
+                    </a:stretch>
+                  </pic:blipFill>
+                  <pic:spPr>
+                    <a:xfrm>
+                      <a:off x="0" y="0"/>
+                      <a:ext cx="6120130" cy="3147060"/>
+                    </a:xfrm>
+                    <a:prstGeom prst="rect">
+                      <a:avLst/>
+                    </a:prstGeom>
+                  </pic:spPr>
+                </pic:pic>
+              </a:graphicData>
+            </a:graphic>
+          </wp:inline>
+        </w:drawing>
+      </w:r>
+    </w:p>
+    <w:p>
+      <w:r>
+        <w:br w:type="page"/>
+      </w:r>
+    </w:p>
+    <w:p>
+      <w:r>
+        <w:lastRenderedPageBreak/>
+        <w:t>Infine, abbiamo tre oggetti concreti definiti come segue:</w:t>
+      </w:r>
+    </w:p>
+    <w:p>
+      <w:r>
+        <w:drawing>
+          <wp:inline distT="0" distB="0" distL="0" distR="0" wp14:anchorId="73553E22" wp14:editId="2356ED4A">
+            <wp:extent cx="6120130" cy="2856865"/>
+            <wp:effectExtent l="0" t="0" r="0" b="635"/>
+            <wp:docPr id="2022870342" name="Immagine 1"/>
+            <wp:cNvGraphicFramePr>
+              <a:graphicFrameLocks xmlns:a="http://schemas.openxmlformats.org/drawingml/2006/main" noChangeAspect="1"/>
+            </wp:cNvGraphicFramePr>
+            <a:graphic xmlns:a="http://schemas.openxmlformats.org/drawingml/2006/main">
+              <a:graphicData uri="http://schemas.openxmlformats.org/drawingml/2006/picture">
+                <pic:pic xmlns:pic="http://schemas.openxmlformats.org/drawingml/2006/picture">
+                  <pic:nvPicPr>
+                    <pic:cNvPr id="2022870342" name=""/>
+                    <pic:cNvPicPr/>
+                  </pic:nvPicPr>
+                  <pic:blipFill>
+                    <a:blip r:embed="rId8"/>
+                    <a:stretch>
+                      <a:fillRect/>
+                    </a:stretch>
+                  </pic:blipFill>
+                  <pic:spPr>
+                    <a:xfrm>
+                      <a:off x="0" y="0"/>
+                      <a:ext cx="6120130" cy="2856865"/>
+                    </a:xfrm>
+                    <a:prstGeom prst="rect">
+                      <a:avLst/>
+                    </a:prstGeom>
+                  </pic:spPr>
+                </pic:pic>
+              </a:graphicData>
+            </a:graphic>
+          </wp:inline>
+        </w:drawing>
+      </w:r>
+      <w:r>
+        <w:t xml:space="preserve">Il cliente passerà la lista degli oggetti concreti da visitare al </w:t>
+      </w:r>
+      <w:proofErr w:type="spellStart"/>
+      <w:r>
+        <w:t>visitor</w:t>
+      </w:r>
+      <w:proofErr w:type="spellEnd"/>
+      <w:r>
+        <w:t xml:space="preserve"> ed infine lui chiamerà il metodo di ogni oggetto concreto che riporta al codice di visita proprio nella classe del </w:t>
+      </w:r>
+      <w:proofErr w:type="spellStart"/>
+      <w:r>
+        <w:t>visitor</w:t>
+      </w:r>
+      <w:proofErr w:type="spellEnd"/>
+      <w:r>
+        <w:t xml:space="preserve"> concreto:</w:t>
+      </w:r>
+    </w:p>
+    <w:p>
+      <w:r>
+        <w:drawing>
+          <wp:inline distT="0" distB="0" distL="0" distR="0" wp14:anchorId="494E850A" wp14:editId="616FACD9">
+            <wp:extent cx="6120130" cy="3815080"/>
+            <wp:effectExtent l="0" t="0" r="0" b="0"/>
+            <wp:docPr id="1280952160" name="Immagine 1"/>
+            <wp:cNvGraphicFramePr>
+              <a:graphicFrameLocks xmlns:a="http://schemas.openxmlformats.org/drawingml/2006/main" noChangeAspect="1"/>
+            </wp:cNvGraphicFramePr>
+            <a:graphic xmlns:a="http://schemas.openxmlformats.org/drawingml/2006/main">
+              <a:graphicData uri="http://schemas.openxmlformats.org/drawingml/2006/picture">
+                <pic:pic xmlns:pic="http://schemas.openxmlformats.org/drawingml/2006/picture">
+                  <pic:nvPicPr>
+                    <pic:cNvPr id="1280952160" name=""/>
+                    <pic:cNvPicPr/>
+                  </pic:nvPicPr>
+                  <pic:blipFill>
+                    <a:blip r:embed="rId9"/>
+                    <a:stretch>
+                      <a:fillRect/>
+                    </a:stretch>
+                  </pic:blipFill>
+                  <pic:spPr>
+                    <a:xfrm>
+                      <a:off x="0" y="0"/>
+                      <a:ext cx="6120130" cy="3815080"/>
+                    </a:xfrm>
+                    <a:prstGeom prst="rect">
+                      <a:avLst/>
+                    </a:prstGeom>
+                  </pic:spPr>
+                </pic:pic>
+              </a:graphicData>
+            </a:graphic>
+          </wp:inline>
+        </w:drawing>
+      </w:r>
+    </w:p>
+    <w:p>
+      <w:r>
+        <w:br w:type="page"/>
+      </w:r>
+    </w:p>
+    <w:p>
+      <w:r>
+        <w:lastRenderedPageBreak/>
+        <w:t>Il diagramma UML in questo esempio è:</w:t>
+      </w:r>
+    </w:p>
+    <w:p>
+      <w:r>
+        <w:rPr>
+          <w:noProof/>
+        </w:rPr>
+        <w:drawing>
+          <wp:inline distT="0" distB="0" distL="0" distR="0" wp14:anchorId="1374E5AC" wp14:editId="6E41626F">
+            <wp:extent cx="3805638" cy="2574472"/>
+            <wp:effectExtent l="0" t="0" r="4445" b="0"/>
+            <wp:docPr id="982399967" name="Immagine 1"/>
+            <wp:cNvGraphicFramePr>
+              <a:graphicFrameLocks xmlns:a="http://schemas.openxmlformats.org/drawingml/2006/main" noChangeAspect="1"/>
+            </wp:cNvGraphicFramePr>
+            <a:graphic xmlns:a="http://schemas.openxmlformats.org/drawingml/2006/main">
+              <a:graphicData uri="http://schemas.openxmlformats.org/drawingml/2006/picture">
+                <pic:pic xmlns:pic="http://schemas.openxmlformats.org/drawingml/2006/picture">
+                  <pic:nvPicPr>
+                    <pic:cNvPr id="982399967" name="Immagine 982399967"/>
+                    <pic:cNvPicPr/>
+                  </pic:nvPicPr>
+                  <pic:blipFill>
+                    <a:blip r:embed="rId10" cstate="print">
+                      <a:extLst>
+                        <a:ext uri="{28A0092B-C50C-407E-A947-70E740481C1C}">
+                          <a14:useLocalDpi xmlns:a14="http://schemas.microsoft.com/office/drawing/2010/main" val="0"/>
+                        </a:ext>
+                      </a:extLst>
+                    </a:blip>
+                    <a:stretch>
+                      <a:fillRect/>
+                    </a:stretch>
+                  </pic:blipFill>
+                  <pic:spPr>
+                    <a:xfrm>
+                      <a:off x="0" y="0"/>
+                      <a:ext cx="3805638" cy="2574472"/>
+                    </a:xfrm>
+                    <a:prstGeom prst="rect">
+                      <a:avLst/>
+                    </a:prstGeom>
+                  </pic:spPr>
+                </pic:pic>
+              </a:graphicData>
+            </a:graphic>
+          </wp:inline>
+        </w:drawing>
       </w:r>
     </w:p>
     <w:sectPr>

--- a/designPattern/visitor/Visitor.docx
+++ b/designPattern/visitor/Visitor.docx
@@ -311,6 +311,9 @@
     </w:p>
     <w:p>
       <w:r>
+        <w:rPr>
+          <w:noProof/>
+        </w:rPr>
         <w:drawing>
           <wp:inline distT="0" distB="0" distL="0" distR="0" wp14:anchorId="513738EF" wp14:editId="001F949D">
             <wp:extent cx="6120130" cy="2631440"/>
@@ -378,19 +381,14 @@
       </w:r>
       <w:proofErr w:type="spellEnd"/>
       <w:r>
-        <w:t xml:space="preserve"> concreto che in questo caso è soltanto uno, il </w:t>
-      </w:r>
-      <w:proofErr w:type="gramStart"/>
-      <w:r>
-        <w:t>rappresentate</w:t>
-      </w:r>
-      <w:proofErr w:type="gramEnd"/>
-      <w:r>
-        <w:t xml:space="preserve"> dell’assicurazione:</w:t>
-      </w:r>
-    </w:p>
-    <w:p>
-      <w:r>
+        <w:t xml:space="preserve"> concreto che in questo caso è soltanto uno, il rappresentate dell’assicurazione:</w:t>
+      </w:r>
+    </w:p>
+    <w:p>
+      <w:r>
+        <w:rPr>
+          <w:noProof/>
+        </w:rPr>
         <w:drawing>
           <wp:inline distT="0" distB="0" distL="0" distR="0" wp14:anchorId="7D246B12" wp14:editId="6669E308">
             <wp:extent cx="6120130" cy="3242945"/>
@@ -457,6 +455,9 @@
     </w:p>
     <w:p>
       <w:r>
+        <w:rPr>
+          <w:noProof/>
+        </w:rPr>
         <w:drawing>
           <wp:inline distT="0" distB="0" distL="0" distR="0" wp14:anchorId="1EE36589" wp14:editId="18CA84A0">
             <wp:extent cx="6120130" cy="3147060"/>
@@ -507,6 +508,9 @@
     </w:p>
     <w:p>
       <w:r>
+        <w:rPr>
+          <w:noProof/>
+        </w:rPr>
         <w:drawing>
           <wp:inline distT="0" distB="0" distL="0" distR="0" wp14:anchorId="73553E22" wp14:editId="2356ED4A">
             <wp:extent cx="6120130" cy="2856865"/>
@@ -565,6 +569,9 @@
     </w:p>
     <w:p>
       <w:r>
+        <w:rPr>
+          <w:noProof/>
+        </w:rPr>
         <w:drawing>
           <wp:inline distT="0" distB="0" distL="0" distR="0" wp14:anchorId="494E850A" wp14:editId="616FACD9">
             <wp:extent cx="6120130" cy="3815080"/>
@@ -619,9 +626,9 @@
           <w:noProof/>
         </w:rPr>
         <w:drawing>
-          <wp:inline distT="0" distB="0" distL="0" distR="0" wp14:anchorId="1374E5AC" wp14:editId="6E41626F">
-            <wp:extent cx="3805638" cy="2574472"/>
-            <wp:effectExtent l="0" t="0" r="4445" b="0"/>
+          <wp:inline distT="0" distB="0" distL="0" distR="0" wp14:anchorId="1374E5AC" wp14:editId="71CA2F13">
+            <wp:extent cx="6310945" cy="4269284"/>
+            <wp:effectExtent l="0" t="0" r="0" b="0"/>
             <wp:docPr id="982399967" name="Immagine 1"/>
             <wp:cNvGraphicFramePr>
               <a:graphicFrameLocks xmlns:a="http://schemas.openxmlformats.org/drawingml/2006/main" noChangeAspect="1"/>
@@ -648,7 +655,7 @@
                   <pic:spPr>
                     <a:xfrm>
                       <a:off x="0" y="0"/>
-                      <a:ext cx="3805638" cy="2574472"/>
+                      <a:ext cx="6330435" cy="4282469"/>
                     </a:xfrm>
                     <a:prstGeom prst="rect">
                       <a:avLst/>
